--- a/benchmarks/datasets/seed-cases-v1/_source/task02/task02_case2.docx
+++ b/benchmarks/datasets/seed-cases-v1/_source/task02/task02_case2.docx
@@ -59,7 +59,7 @@
           <w:sz w:val="22"/>
           <w:szCs w:val="22"/>
         </w:rPr>
-        <w:t xml:space="preserve">公司全称：XX新能源汽车科技有限公司；统一社会信用代码：91440XXXXXXXXXX；法定代表人：李某；所属行业：汽车制造业。</w:t>
+        <w:t>公司全称：驰远新能源汽车科技有限公司；统一社会信用代码：91440XXXXXXXXXX；法定代表人：李某；所属行业：汽车制造业。</w:t>
       </w:r>
     </w:p>
     <w:p>
@@ -227,7 +227,7 @@
           <w:sz w:val="22"/>
           <w:szCs w:val="22"/>
         </w:rPr>
-        <w:t xml:space="preserve">基本情况：XX Auto GmbH（德国），同集团子公司。处理目的：自动驾驶算法研发。安全能力：通过ISO 21434（汽车网络安全）认证、ISO 26262（功能安全）认证。</w:t>
+        <w:t>基本情况：Chiyuan Auto GmbH（德国），同集团子公司。处理目的：自动驾驶算法研发。安全能力：通过ISO 21434（汽车网络安全）认证、ISO 26262（功能安全）认证。</w:t>
       </w:r>
     </w:p>
     <w:p>
@@ -425,7 +425,7 @@
           <w:sz w:val="22"/>
           <w:szCs w:val="22"/>
         </w:rPr>
-        <w:t xml:space="preserve">（一）数据处理者基本情况：XX新能源汽车科技有限公司，统一社会信用代码91440XXXXXXXXXX，所属行业为汽车制造业，非关键信息基础设施运营者。累计向境外提供个人信息约150万人，超过100万人门槛。</w:t>
+        <w:t>（一）数据处理者基本情况：驰远新能源汽车科技有限公司，统一社会信用代码91440XXXXXXXXXX，所属行业为汽车制造业，非关键信息基础设施运营者。累计向境外提供个人信息约150万人，超过100万人门槛。</w:t>
       </w:r>
     </w:p>
     <w:p>
@@ -477,7 +477,7 @@
           <w:sz w:val="22"/>
           <w:szCs w:val="22"/>
         </w:rPr>
-        <w:t xml:space="preserve">（五）境外接收方情况：接收方为XX Auto GmbH（德国），同集团子公司，通过ISO 21434、ISO 26262认证，具备汽车行业数据安全保护能力。</w:t>
+        <w:t>（五）境外接收方情况：接收方为Chiyuan Auto GmbH（德国），同集团子公司，通过ISO 21434、ISO 26262认证，具备汽车行业数据安全保护能力。</w:t>
       </w:r>
     </w:p>
     <w:p>
